--- a/Vineeth_Suryavanshi_Resume.docx
+++ b/Vineeth_Suryavanshi_Resume.docx
@@ -31,7 +31,7 @@
           <w:sz w:val="18"/>
           <w:szCs w:val="18"/>
         </w:rPr>
-        <w:t xml:space="preserve">Montreal, QC  |  +1 (514) 942-6491  |  Vineethsur04@gmail.com  |  linkedin.com/in/vineeth-suryavanshi-0b223a207</w:t>
+        <w:t xml:space="preserve">Montreal, QC  |  +1 (514) 942-6491  |  Vineethsur04@gmail.com  |  linkedin.com/in/vineeth-suryavanshi-0b223a207  |  github.com/Vineethxd</w:t>
       </w:r>
     </w:p>
     <w:p>
